--- a/Backend/Director_Disclosure/Output_Disclosures/2024-25/ADANI_FOUNDATION/DIR-8/DIR8_GAUTAM_SHANTILAL_ADANI_00006273.docx
+++ b/Backend/Director_Disclosure/Output_Disclosures/2024-25/ADANI_FOUNDATION/DIR-8/DIR8_GAUTAM_SHANTILAL_ADANI_00006273.docx
@@ -189,7 +189,7 @@
           <w:b w:val="0"/>
           <w:sz w:val="23"/>
         </w:rPr>
-        <w:t>I, GAUTAM SHANTILAL ADANI, son/daughter of Mr. {{FATHER_NAME}}, resident of SHANTIVAN FARM, BEHIND KARNAVATI CLUB, GANDHIANGAR, SAREKHEJ HIGHWAY AHMEDABAD 380057 GJ IN, India hereby give notice that I am/was a Director in the following companies during the last three years:-</w:t>
+        <w:t>I, GAUTAM SHANTILAL ADANI, son/daughter of Mr. Late Shri Shantilal B. Adani, resident of SHANTIVAN FARM, BEHIND KARNAVATI CLUB, GANDHIANGAR, SAREKHEJ HIGHWAY AHMEDABAD 380057 GJ IN, India hereby give notice that I am/was a Director in the following companies during the last three years:-</w:t>
       </w:r>
     </w:p>
     <w:p>
@@ -620,76 +620,6 @@
                 <w:b w:val="0"/>
                 <w:sz w:val="23"/>
               </w:rPr>
-              <w:t>ADANI GAS HOLDINGS LIMITED</w:t>
-            </w:r>
-          </w:p>
-        </w:tc>
-        <w:tc>
-          <w:tcPr>
-            <w:tcW w:type="dxa" w:w="2610"/>
-          </w:tcPr>
-          <w:p>
-            <w:pPr>
-              <w:spacing w:after="0"/>
-              <w:jc w:val="center"/>
-            </w:pPr>
-            <w:r>
-              <w:rPr>
-                <w:rFonts w:ascii="Adani" w:hAnsi="Adani" w:eastAsia="Adani" w:cs="Adani"/>
-                <w:b w:val="0"/>
-                <w:sz w:val="23"/>
-              </w:rPr>
-              <w:t>22/10/2018</w:t>
-            </w:r>
-          </w:p>
-        </w:tc>
-        <w:tc>
-          <w:tcPr>
-            <w:tcW w:type="dxa" w:w="2250"/>
-          </w:tcPr>
-          <w:p>
-            <w:pPr>
-              <w:spacing w:after="0"/>
-              <w:jc w:val="center"/>
-            </w:pPr>
-          </w:p>
-        </w:tc>
-      </w:tr>
-      <w:tr>
-        <w:tc>
-          <w:tcPr>
-            <w:tcW w:type="dxa" w:w="636"/>
-          </w:tcPr>
-          <w:p>
-            <w:pPr>
-              <w:spacing w:after="0"/>
-              <w:ind w:left="360"/>
-            </w:pPr>
-            <w:r>
-              <w:rPr>
-                <w:rFonts w:ascii="Adani" w:hAnsi="Adani" w:eastAsia="Adani" w:cs="Adani"/>
-                <w:b w:val="0"/>
-                <w:sz w:val="23"/>
-              </w:rPr>
-              <w:t>6</w:t>
-            </w:r>
-          </w:p>
-        </w:tc>
-        <w:tc>
-          <w:tcPr>
-            <w:tcW w:type="dxa" w:w="3864"/>
-          </w:tcPr>
-          <w:p>
-            <w:pPr>
-              <w:spacing w:after="0"/>
-              <w:jc w:val="both"/>
-            </w:pPr>
-            <w:r>
-              <w:rPr>
-                <w:rFonts w:ascii="Adani" w:hAnsi="Adani" w:eastAsia="Adani" w:cs="Adani"/>
-                <w:b w:val="0"/>
-                <w:sz w:val="23"/>
-              </w:rPr>
               <w:t>ADANI ENERGY SOLUTIONS LIMITED</w:t>
             </w:r>
           </w:p>
@@ -741,7 +671,7 @@
                 <w:b w:val="0"/>
                 <w:sz w:val="23"/>
               </w:rPr>
-              <w:t>7</w:t>
+              <w:t>6</w:t>
             </w:r>
           </w:p>
         </w:tc>
@@ -811,77 +741,7 @@
                 <w:b w:val="0"/>
                 <w:sz w:val="23"/>
               </w:rPr>
-              <w:t>8</w:t>
-            </w:r>
-          </w:p>
-        </w:tc>
-        <w:tc>
-          <w:tcPr>
-            <w:tcW w:type="dxa" w:w="3864"/>
-          </w:tcPr>
-          <w:p>
-            <w:pPr>
-              <w:spacing w:after="0"/>
-              <w:jc w:val="both"/>
-            </w:pPr>
-            <w:r>
-              <w:rPr>
-                <w:rFonts w:ascii="Adani" w:hAnsi="Adani" w:eastAsia="Adani" w:cs="Adani"/>
-                <w:b w:val="0"/>
-                <w:sz w:val="23"/>
-              </w:rPr>
-              <w:t>ADANI GREEN ENERGY (TAMILNADU) LIMITED</w:t>
-            </w:r>
-          </w:p>
-        </w:tc>
-        <w:tc>
-          <w:tcPr>
-            <w:tcW w:type="dxa" w:w="2610"/>
-          </w:tcPr>
-          <w:p>
-            <w:pPr>
-              <w:spacing w:after="0"/>
-              <w:jc w:val="center"/>
-            </w:pPr>
-            <w:r>
-              <w:rPr>
-                <w:rFonts w:ascii="Adani" w:hAnsi="Adani" w:eastAsia="Adani" w:cs="Adani"/>
-                <w:b w:val="0"/>
-                <w:sz w:val="23"/>
-              </w:rPr>
-              <w:t>23/01/2015</w:t>
-            </w:r>
-          </w:p>
-        </w:tc>
-        <w:tc>
-          <w:tcPr>
-            <w:tcW w:type="dxa" w:w="2250"/>
-          </w:tcPr>
-          <w:p>
-            <w:pPr>
-              <w:spacing w:after="0"/>
-              <w:jc w:val="center"/>
-            </w:pPr>
-          </w:p>
-        </w:tc>
-      </w:tr>
-      <w:tr>
-        <w:tc>
-          <w:tcPr>
-            <w:tcW w:type="dxa" w:w="636"/>
-          </w:tcPr>
-          <w:p>
-            <w:pPr>
-              <w:spacing w:after="0"/>
-              <w:ind w:left="360"/>
-            </w:pPr>
-            <w:r>
-              <w:rPr>
-                <w:rFonts w:ascii="Adani" w:hAnsi="Adani" w:eastAsia="Adani" w:cs="Adani"/>
-                <w:b w:val="0"/>
-                <w:sz w:val="23"/>
-              </w:rPr>
-              <w:t>9</w:t>
+              <w:t>7</w:t>
             </w:r>
           </w:p>
         </w:tc>
@@ -951,7 +811,7 @@
                 <w:b w:val="0"/>
                 <w:sz w:val="23"/>
               </w:rPr>
-              <w:t>10</w:t>
+              <w:t>8</w:t>
             </w:r>
           </w:p>
         </w:tc>
@@ -1021,7 +881,7 @@
                 <w:b w:val="0"/>
                 <w:sz w:val="23"/>
               </w:rPr>
-              <w:t>11</w:t>
+              <w:t>9</w:t>
             </w:r>
           </w:p>
         </w:tc>
@@ -1091,7 +951,7 @@
                 <w:b w:val="0"/>
                 <w:sz w:val="23"/>
               </w:rPr>
-              <w:t>12</w:t>
+              <w:t>10</w:t>
             </w:r>
           </w:p>
         </w:tc>
@@ -1161,7 +1021,7 @@
                 <w:b w:val="0"/>
                 <w:sz w:val="23"/>
               </w:rPr>
-              <w:t>13</w:t>
+              <w:t>11</w:t>
             </w:r>
           </w:p>
         </w:tc>
@@ -1315,7 +1175,7 @@
           <w:b w:val="0"/>
           <w:sz w:val="23"/>
         </w:rPr>
-        <w:t xml:space="preserve">Date: 07th May, 2026</w:t>
+        <w:t xml:space="preserve">Date: 15th May, 2026</w:t>
         <w:tab/>
       </w:r>
     </w:p>

--- a/Backend/Director_Disclosure/Output_Disclosures/2024-25/ADANI_FOUNDATION/DIR-8/DIR8_GAUTAM_SHANTILAL_ADANI_00006273.docx
+++ b/Backend/Director_Disclosure/Output_Disclosures/2024-25/ADANI_FOUNDATION/DIR-8/DIR8_GAUTAM_SHANTILAL_ADANI_00006273.docx
@@ -1175,7 +1175,7 @@
           <w:b w:val="0"/>
           <w:sz w:val="23"/>
         </w:rPr>
-        <w:t xml:space="preserve">Date: 15th May, 2026</w:t>
+        <w:t xml:space="preserve">Date: 27th May, 2026</w:t>
         <w:tab/>
       </w:r>
     </w:p>

--- a/Backend/Director_Disclosure/Output_Disclosures/2024-25/ADANI_FOUNDATION/DIR-8/DIR8_GAUTAM_SHANTILAL_ADANI_00006273.docx
+++ b/Backend/Director_Disclosure/Output_Disclosures/2024-25/ADANI_FOUNDATION/DIR-8/DIR8_GAUTAM_SHANTILAL_ADANI_00006273.docx
@@ -340,7 +340,7 @@
                 <w:b w:val="0"/>
                 <w:sz w:val="23"/>
               </w:rPr>
-              <w:t>ADANI FOUNDATION</w:t>
+              <w:t>ADANI PORTS AND SPECIAL ECONOMIC ZONE LIMITED</w:t>
             </w:r>
           </w:p>
         </w:tc>
@@ -359,7 +359,7 @@
                 <w:b w:val="0"/>
                 <w:sz w:val="23"/>
               </w:rPr>
-              <w:t>28/02/2025</w:t>
+              <w:t>05/08/2025</w:t>
             </w:r>
           </w:p>
         </w:tc>
@@ -429,7 +429,7 @@
                 <w:b w:val="0"/>
                 <w:sz w:val="23"/>
               </w:rPr>
-              <w:t>19/12/2024</w:t>
+              <w:t>26/06/2025</w:t>
             </w:r>
           </w:p>
         </w:tc>
@@ -462,6 +462,76 @@
                 <w:sz w:val="23"/>
               </w:rPr>
               <w:t>3</w:t>
+            </w:r>
+          </w:p>
+        </w:tc>
+        <w:tc>
+          <w:tcPr>
+            <w:tcW w:type="dxa" w:w="3864"/>
+          </w:tcPr>
+          <w:p>
+            <w:pPr>
+              <w:spacing w:after="0"/>
+              <w:jc w:val="both"/>
+            </w:pPr>
+            <w:r>
+              <w:rPr>
+                <w:rFonts w:ascii="Adani" w:hAnsi="Adani" w:eastAsia="Adani" w:cs="Adani"/>
+                <w:b w:val="0"/>
+                <w:sz w:val="23"/>
+              </w:rPr>
+              <w:t>ADANI FOUNDATION</w:t>
+            </w:r>
+          </w:p>
+        </w:tc>
+        <w:tc>
+          <w:tcPr>
+            <w:tcW w:type="dxa" w:w="2610"/>
+          </w:tcPr>
+          <w:p>
+            <w:pPr>
+              <w:spacing w:after="0"/>
+              <w:jc w:val="center"/>
+            </w:pPr>
+            <w:r>
+              <w:rPr>
+                <w:rFonts w:ascii="Adani" w:hAnsi="Adani" w:eastAsia="Adani" w:cs="Adani"/>
+                <w:b w:val="0"/>
+                <w:sz w:val="23"/>
+              </w:rPr>
+              <w:t>28/02/2025</w:t>
+            </w:r>
+          </w:p>
+        </w:tc>
+        <w:tc>
+          <w:tcPr>
+            <w:tcW w:type="dxa" w:w="2250"/>
+          </w:tcPr>
+          <w:p>
+            <w:pPr>
+              <w:spacing w:after="0"/>
+              <w:jc w:val="center"/>
+            </w:pPr>
+          </w:p>
+        </w:tc>
+      </w:tr>
+      <w:tr>
+        <w:tc>
+          <w:tcPr>
+            <w:tcW w:type="dxa" w:w="636"/>
+          </w:tcPr>
+          <w:p>
+            <w:pPr>
+              <w:spacing w:after="0"/>
+              <w:ind w:left="360"/>
+            </w:pPr>
+            <w:r>
+              <w:rPr>
+                <w:rFonts w:ascii="Adani" w:hAnsi="Adani" w:eastAsia="Adani" w:cs="Adani"/>
+                <w:b w:val="0"/>
+                <w:sz w:val="23"/>
+              </w:rPr>
+              <w:t>4</w:t>
             </w:r>
           </w:p>
         </w:tc>
@@ -531,7 +601,7 @@
                 <w:b w:val="0"/>
                 <w:sz w:val="23"/>
               </w:rPr>
-              <w:t>4</w:t>
+              <w:t>5</w:t>
             </w:r>
           </w:p>
         </w:tc>
@@ -601,7 +671,77 @@
                 <w:b w:val="0"/>
                 <w:sz w:val="23"/>
               </w:rPr>
-              <w:t>5</w:t>
+              <w:t>6</w:t>
+            </w:r>
+          </w:p>
+        </w:tc>
+        <w:tc>
+          <w:tcPr>
+            <w:tcW w:type="dxa" w:w="3864"/>
+          </w:tcPr>
+          <w:p>
+            <w:pPr>
+              <w:spacing w:after="0"/>
+              <w:jc w:val="both"/>
+            </w:pPr>
+            <w:r>
+              <w:rPr>
+                <w:rFonts w:ascii="Adani" w:hAnsi="Adani" w:eastAsia="Adani" w:cs="Adani"/>
+                <w:b w:val="0"/>
+                <w:sz w:val="23"/>
+              </w:rPr>
+              <w:t>ADANI ENTERPRISES LIMITED</w:t>
+            </w:r>
+          </w:p>
+        </w:tc>
+        <w:tc>
+          <w:tcPr>
+            <w:tcW w:type="dxa" w:w="2610"/>
+          </w:tcPr>
+          <w:p>
+            <w:pPr>
+              <w:spacing w:after="0"/>
+              <w:jc w:val="center"/>
+            </w:pPr>
+            <w:r>
+              <w:rPr>
+                <w:rFonts w:ascii="Adani" w:hAnsi="Adani" w:eastAsia="Adani" w:cs="Adani"/>
+                <w:b w:val="0"/>
+                <w:sz w:val="23"/>
+              </w:rPr>
+              <w:t>07/08/2018</w:t>
+            </w:r>
+          </w:p>
+        </w:tc>
+        <w:tc>
+          <w:tcPr>
+            <w:tcW w:type="dxa" w:w="2250"/>
+          </w:tcPr>
+          <w:p>
+            <w:pPr>
+              <w:spacing w:after="0"/>
+              <w:jc w:val="center"/>
+            </w:pPr>
+          </w:p>
+        </w:tc>
+      </w:tr>
+      <w:tr>
+        <w:tc>
+          <w:tcPr>
+            <w:tcW w:type="dxa" w:w="636"/>
+          </w:tcPr>
+          <w:p>
+            <w:pPr>
+              <w:spacing w:after="0"/>
+              <w:ind w:left="360"/>
+            </w:pPr>
+            <w:r>
+              <w:rPr>
+                <w:rFonts w:ascii="Adani" w:hAnsi="Adani" w:eastAsia="Adani" w:cs="Adani"/>
+                <w:b w:val="0"/>
+                <w:sz w:val="23"/>
+              </w:rPr>
+              <w:t>7</w:t>
             </w:r>
           </w:p>
         </w:tc>
@@ -671,7 +811,7 @@
                 <w:b w:val="0"/>
                 <w:sz w:val="23"/>
               </w:rPr>
-              <w:t>6</w:t>
+              <w:t>8</w:t>
             </w:r>
           </w:p>
         </w:tc>
@@ -741,7 +881,7 @@
                 <w:b w:val="0"/>
                 <w:sz w:val="23"/>
               </w:rPr>
-              <w:t>7</w:t>
+              <w:t>9</w:t>
             </w:r>
           </w:p>
         </w:tc>
@@ -811,77 +951,7 @@
                 <w:b w:val="0"/>
                 <w:sz w:val="23"/>
               </w:rPr>
-              <w:t>8</w:t>
-            </w:r>
-          </w:p>
-        </w:tc>
-        <w:tc>
-          <w:tcPr>
-            <w:tcW w:type="dxa" w:w="3864"/>
-          </w:tcPr>
-          <w:p>
-            <w:pPr>
-              <w:spacing w:after="0"/>
-              <w:jc w:val="both"/>
-            </w:pPr>
-            <w:r>
-              <w:rPr>
-                <w:rFonts w:ascii="Adani" w:hAnsi="Adani" w:eastAsia="Adani" w:cs="Adani"/>
-                <w:b w:val="0"/>
-                <w:sz w:val="23"/>
-              </w:rPr>
-              <w:t>ADANI PORTS AND SPECIAL ECONOMIC ZONE LIMITED</w:t>
-            </w:r>
-          </w:p>
-        </w:tc>
-        <w:tc>
-          <w:tcPr>
-            <w:tcW w:type="dxa" w:w="2610"/>
-          </w:tcPr>
-          <w:p>
-            <w:pPr>
-              <w:spacing w:after="0"/>
-              <w:jc w:val="center"/>
-            </w:pPr>
-            <w:r>
-              <w:rPr>
-                <w:rFonts w:ascii="Adani" w:hAnsi="Adani" w:eastAsia="Adani" w:cs="Adani"/>
-                <w:b w:val="0"/>
-                <w:sz w:val="23"/>
-              </w:rPr>
-              <w:t>01/07/2007</w:t>
-            </w:r>
-          </w:p>
-        </w:tc>
-        <w:tc>
-          <w:tcPr>
-            <w:tcW w:type="dxa" w:w="2250"/>
-          </w:tcPr>
-          <w:p>
-            <w:pPr>
-              <w:spacing w:after="0"/>
-              <w:jc w:val="center"/>
-            </w:pPr>
-          </w:p>
-        </w:tc>
-      </w:tr>
-      <w:tr>
-        <w:tc>
-          <w:tcPr>
-            <w:tcW w:type="dxa" w:w="636"/>
-          </w:tcPr>
-          <w:p>
-            <w:pPr>
-              <w:spacing w:after="0"/>
-              <w:ind w:left="360"/>
-            </w:pPr>
-            <w:r>
-              <w:rPr>
-                <w:rFonts w:ascii="Adani" w:hAnsi="Adani" w:eastAsia="Adani" w:cs="Adani"/>
-                <w:b w:val="0"/>
-                <w:sz w:val="23"/>
-              </w:rPr>
-              <w:t>9</w:t>
+              <w:t>10</w:t>
             </w:r>
           </w:p>
         </w:tc>
@@ -920,146 +990,6 @@
                 <w:sz w:val="23"/>
               </w:rPr>
               <w:t>26/12/2005</w:t>
-            </w:r>
-          </w:p>
-        </w:tc>
-        <w:tc>
-          <w:tcPr>
-            <w:tcW w:type="dxa" w:w="2250"/>
-          </w:tcPr>
-          <w:p>
-            <w:pPr>
-              <w:spacing w:after="0"/>
-              <w:jc w:val="center"/>
-            </w:pPr>
-          </w:p>
-        </w:tc>
-      </w:tr>
-      <w:tr>
-        <w:tc>
-          <w:tcPr>
-            <w:tcW w:type="dxa" w:w="636"/>
-          </w:tcPr>
-          <w:p>
-            <w:pPr>
-              <w:spacing w:after="0"/>
-              <w:ind w:left="360"/>
-            </w:pPr>
-            <w:r>
-              <w:rPr>
-                <w:rFonts w:ascii="Adani" w:hAnsi="Adani" w:eastAsia="Adani" w:cs="Adani"/>
-                <w:b w:val="0"/>
-                <w:sz w:val="23"/>
-              </w:rPr>
-              <w:t>10</w:t>
-            </w:r>
-          </w:p>
-        </w:tc>
-        <w:tc>
-          <w:tcPr>
-            <w:tcW w:type="dxa" w:w="3864"/>
-          </w:tcPr>
-          <w:p>
-            <w:pPr>
-              <w:spacing w:after="0"/>
-              <w:jc w:val="both"/>
-            </w:pPr>
-            <w:r>
-              <w:rPr>
-                <w:rFonts w:ascii="Adani" w:hAnsi="Adani" w:eastAsia="Adani" w:cs="Adani"/>
-                <w:b w:val="0"/>
-                <w:sz w:val="23"/>
-              </w:rPr>
-              <w:t>ADANI LOGISTICS LIMITED</w:t>
-            </w:r>
-          </w:p>
-        </w:tc>
-        <w:tc>
-          <w:tcPr>
-            <w:tcW w:type="dxa" w:w="2610"/>
-          </w:tcPr>
-          <w:p>
-            <w:pPr>
-              <w:spacing w:after="0"/>
-              <w:jc w:val="center"/>
-            </w:pPr>
-            <w:r>
-              <w:rPr>
-                <w:rFonts w:ascii="Adani" w:hAnsi="Adani" w:eastAsia="Adani" w:cs="Adani"/>
-                <w:b w:val="0"/>
-                <w:sz w:val="23"/>
-              </w:rPr>
-              <w:t>28/07/2005</w:t>
-            </w:r>
-          </w:p>
-        </w:tc>
-        <w:tc>
-          <w:tcPr>
-            <w:tcW w:type="dxa" w:w="2250"/>
-          </w:tcPr>
-          <w:p>
-            <w:pPr>
-              <w:spacing w:after="0"/>
-              <w:jc w:val="center"/>
-            </w:pPr>
-          </w:p>
-        </w:tc>
-      </w:tr>
-      <w:tr>
-        <w:tc>
-          <w:tcPr>
-            <w:tcW w:type="dxa" w:w="636"/>
-          </w:tcPr>
-          <w:p>
-            <w:pPr>
-              <w:spacing w:after="0"/>
-              <w:ind w:left="360"/>
-            </w:pPr>
-            <w:r>
-              <w:rPr>
-                <w:rFonts w:ascii="Adani" w:hAnsi="Adani" w:eastAsia="Adani" w:cs="Adani"/>
-                <w:b w:val="0"/>
-                <w:sz w:val="23"/>
-              </w:rPr>
-              <w:t>11</w:t>
-            </w:r>
-          </w:p>
-        </w:tc>
-        <w:tc>
-          <w:tcPr>
-            <w:tcW w:type="dxa" w:w="3864"/>
-          </w:tcPr>
-          <w:p>
-            <w:pPr>
-              <w:spacing w:after="0"/>
-              <w:jc w:val="both"/>
-            </w:pPr>
-            <w:r>
-              <w:rPr>
-                <w:rFonts w:ascii="Adani" w:hAnsi="Adani" w:eastAsia="Adani" w:cs="Adani"/>
-                <w:b w:val="0"/>
-                <w:sz w:val="23"/>
-              </w:rPr>
-              <w:t>ADANI ENTERPRISES LIMITED</w:t>
-            </w:r>
-          </w:p>
-        </w:tc>
-        <w:tc>
-          <w:tcPr>
-            <w:tcW w:type="dxa" w:w="2610"/>
-          </w:tcPr>
-          <w:p>
-            <w:pPr>
-              <w:spacing w:after="0"/>
-              <w:jc w:val="center"/>
-            </w:pPr>
-            <w:r>
-              <w:rPr>
-                <w:rFonts w:ascii="Adani" w:hAnsi="Adani" w:eastAsia="Adani" w:cs="Adani"/>
-                <w:b w:val="0"/>
-                <w:sz w:val="23"/>
-              </w:rPr>
-              <w:t>03/03/1993</w:t>
             </w:r>
           </w:p>
         </w:tc>
@@ -1175,7 +1105,7 @@
           <w:b w:val="0"/>
           <w:sz w:val="23"/>
         </w:rPr>
-        <w:t xml:space="preserve">Date: 27th May, 2026</w:t>
+        <w:t xml:space="preserve">Date: 08th June, 2026</w:t>
         <w:tab/>
       </w:r>
     </w:p>
